--- a/src/documentos_contratuais/templates/tep.docx
+++ b/src/documentos_contratuais/templates/tep.docx
@@ -55,7 +55,7 @@
         <w:t xml:space="preserve">CONTRATANTE </w:t>
       </w:r>
       <w:r>
-        <w:t>e neste ato representada na forma de seus atos constitutivos, por seu representante legal {{ rep.nome }}, {{ rep.estado_civil }}, {{ rep.nacionalidade }}, {{ rep.profissao }}, portador do Documento de Identidade RG nº. {{ rep.rg }}, inscrito no CPF sob o nº {{ rep.cpf }}, residente e domiciliado em {{ rep.endereco }}.</w:t>
+        <w:t>e neste ato representada na forma de seus atos constitutivos, por seu representante legal {{ rep.nome }}, {{ rep.estado_civil }}, {{ rep.nacionalidade }}, {{ rep.profissao }}, portador do Documento de Identidade RG nº. {{ rep.rg_numero }}, órgão emissor {{ rep.rg_orgao_emissor }}, inscrito no CPF sob o nº {{ rep.cpf }}, residente e domiciliado em {{ rep.endereco }}.</w:t>
       </w:r>
     </w:p>
     <w:p>

--- a/src/documentos_contratuais/templates/tep.docx
+++ b/src/documentos_contratuais/templates/tep.docx
@@ -256,261 +256,439 @@
       </w:r>
     </w:p>
     <w:p/>
-    <w:p>
-      <w:pPr>
-        <w:tabs>
-          <w:tab w:pos="5000" w:val="left"/>
-        </w:tabs>
-      </w:pPr>
-      <w:r>
-        <w:t>______________________________</w:t>
-      </w:r>
-      <w:r>
-        <w:tab/>
-      </w:r>
-      <w:r>
-        <w:t>______________________________</w:t>
-      </w:r>
-    </w:p>
-    <w:p>
-      <w:pPr>
-        <w:tabs>
-          <w:tab w:pos="5000" w:val="left"/>
-        </w:tabs>
-      </w:pPr>
-      <w:r>
-        <w:t>INSPER JR</w:t>
-      </w:r>
-      <w:r>
-        <w:tab/>
-      </w:r>
-      <w:r>
-        <w:t>{{ contratante.razao_social }}</w:t>
-      </w:r>
-    </w:p>
-    <w:p>
-      <w:pPr>
-        <w:tabs>
-          <w:tab w:pos="5000" w:val="left"/>
-        </w:tabs>
-      </w:pPr>
-      <w:r>
-        <w:t>DIRETOR PRESIDENTE</w:t>
-      </w:r>
-      <w:r>
-        <w:tab/>
-      </w:r>
-      <w:r>
-        <w:t>{{ rep.cargo }}</w:t>
-      </w:r>
-    </w:p>
-    <w:p>
-      <w:pPr>
-        <w:tabs>
-          <w:tab w:pos="5000" w:val="left"/>
-        </w:tabs>
-      </w:pPr>
-      <w:r>
-        <w:t>{{ presidente.nome }}</w:t>
-      </w:r>
-      <w:r>
-        <w:tab/>
-      </w:r>
-      <w:r>
-        <w:t>{{ rep.nome }}</w:t>
-      </w:r>
-    </w:p>
-    <w:p>
-      <w:pPr>
-        <w:tabs>
-          <w:tab w:pos="5000" w:val="left"/>
-        </w:tabs>
-      </w:pPr>
-      <w:r>
-        <w:t>CPF: {{ presidente.cpf }}</w:t>
-      </w:r>
-      <w:r>
-        <w:tab/>
-      </w:r>
-      <w:r>
-        <w:t>CPF: {{ rep.cpf }}</w:t>
-      </w:r>
-    </w:p>
+    <w:tbl>
+      <w:tblPr>
+        <w:tblW w:w="9025" w:type="dxa"/>
+        <w:tblBorders>
+          <w:top w:val="none" w:sz="0" w:space="0" w:color="auto"/>
+          <w:left w:val="none" w:sz="0" w:space="0" w:color="auto"/>
+          <w:bottom w:val="none" w:sz="0" w:space="0" w:color="auto"/>
+          <w:right w:val="none" w:sz="0" w:space="0" w:color="auto"/>
+          <w:insideH w:val="none" w:sz="0" w:space="0" w:color="auto"/>
+          <w:insideV w:val="none" w:sz="0" w:space="0" w:color="auto"/>
+        </w:tblBorders>
+        <w:tblCellMar>
+          <w:top w:w="0" w:type="dxa"/>
+          <w:left w:w="0" w:type="dxa"/>
+          <w:bottom w:w="0" w:type="dxa"/>
+          <w:right w:w="0" w:type="dxa"/>
+        </w:tblCellMar>
+        <w:tblLayout w:type="fixed"/>
+      </w:tblPr>
+      <w:tblGrid>
+        <w:gridCol w:w="5000"/>
+        <w:gridCol w:w="4025"/>
+      </w:tblGrid>
+      <w:tr>
+        <w:trPr>
+          <w:cantSplit/>
+        </w:trPr>
+        <w:tc>
+          <w:tcPr>
+            <w:tcW w:w="5000" w:type="dxa"/>
+          </w:tcPr>
+          <w:p>
+            <w:r>
+              <w:t xml:space="preserve">______________________________</w:t>
+            </w:r>
+          </w:p>
+        </w:tc>
+        <w:tc>
+          <w:tcPr>
+            <w:tcW w:w="4025" w:type="dxa"/>
+          </w:tcPr>
+          <w:p>
+            <w:r>
+              <w:t xml:space="preserve">______________________________</w:t>
+            </w:r>
+          </w:p>
+        </w:tc>
+      </w:tr>
+      <w:tr>
+        <w:trPr>
+          <w:cantSplit/>
+        </w:trPr>
+        <w:tc>
+          <w:tcPr>
+            <w:tcW w:w="5000" w:type="dxa"/>
+          </w:tcPr>
+          <w:p>
+            <w:r>
+              <w:t xml:space="preserve">INSPER JR</w:t>
+            </w:r>
+          </w:p>
+        </w:tc>
+        <w:tc>
+          <w:tcPr>
+            <w:tcW w:w="4025" w:type="dxa"/>
+          </w:tcPr>
+          <w:p>
+            <w:r>
+              <w:t xml:space="preserve">{{ contratante.razao_social }}</w:t>
+            </w:r>
+          </w:p>
+        </w:tc>
+      </w:tr>
+      <w:tr>
+        <w:trPr>
+          <w:cantSplit/>
+        </w:trPr>
+        <w:tc>
+          <w:tcPr>
+            <w:tcW w:w="5000" w:type="dxa"/>
+          </w:tcPr>
+          <w:p>
+            <w:r>
+              <w:t xml:space="preserve">DIRETOR PRESIDENTE</w:t>
+            </w:r>
+          </w:p>
+        </w:tc>
+        <w:tc>
+          <w:tcPr>
+            <w:tcW w:w="4025" w:type="dxa"/>
+          </w:tcPr>
+          <w:p>
+            <w:r>
+              <w:t xml:space="preserve">{{ rep.cargo }}</w:t>
+            </w:r>
+          </w:p>
+        </w:tc>
+      </w:tr>
+      <w:tr>
+        <w:trPr>
+          <w:cantSplit/>
+        </w:trPr>
+        <w:tc>
+          <w:tcPr>
+            <w:tcW w:w="5000" w:type="dxa"/>
+          </w:tcPr>
+          <w:p>
+            <w:r>
+              <w:t xml:space="preserve">{{ presidente.nome }}</w:t>
+            </w:r>
+          </w:p>
+        </w:tc>
+        <w:tc>
+          <w:tcPr>
+            <w:tcW w:w="4025" w:type="dxa"/>
+          </w:tcPr>
+          <w:p>
+            <w:r>
+              <w:t xml:space="preserve">{{ rep.nome }}</w:t>
+            </w:r>
+          </w:p>
+        </w:tc>
+      </w:tr>
+      <w:tr>
+        <w:trPr>
+          <w:cantSplit/>
+        </w:trPr>
+        <w:tc>
+          <w:tcPr>
+            <w:tcW w:w="5000" w:type="dxa"/>
+          </w:tcPr>
+          <w:p>
+            <w:r>
+              <w:t xml:space="preserve">CPF: {{ presidente.cpf }}</w:t>
+            </w:r>
+          </w:p>
+        </w:tc>
+        <w:tc>
+          <w:tcPr>
+            <w:tcW w:w="4025" w:type="dxa"/>
+          </w:tcPr>
+          <w:p>
+            <w:r>
+              <w:t xml:space="preserve">CPF: {{ rep.cpf }}</w:t>
+            </w:r>
+          </w:p>
+        </w:tc>
+      </w:tr>
+    </w:tbl>
     <w:p/>
-    <w:p>
-      <w:pPr>
-        <w:tabs>
-          <w:tab w:pos="5000" w:val="left"/>
-        </w:tabs>
-      </w:pPr>
-      <w:r>
-        <w:t>______________________________</w:t>
-      </w:r>
-      <w:r>
-        <w:tab/>
-      </w:r>
-      <w:r>
-        <w:t>______________________________</w:t>
-      </w:r>
-    </w:p>
-    <w:p>
-      <w:pPr>
-        <w:tabs>
-          <w:tab w:pos="5000" w:val="left"/>
-        </w:tabs>
-      </w:pPr>
-      <w:r>
-        <w:t>TESTEMUNHA</w:t>
-      </w:r>
-      <w:r>
-        <w:tab/>
-      </w:r>
-      <w:r>
-        <w:t>TESTEMUNHA</w:t>
-      </w:r>
-    </w:p>
-    <w:p>
-      <w:pPr>
-        <w:tabs>
-          <w:tab w:pos="5000" w:val="left"/>
-        </w:tabs>
-      </w:pPr>
-      <w:r>
-        <w:rPr>
-          <w:i/>
-        </w:rPr>
-        <w:t>{{ jr_testemunha.nome }}</w:t>
-      </w:r>
-      <w:r>
-        <w:rPr>
-          <w:i/>
-        </w:rPr>
-        <w:tab/>
-      </w:r>
-      <w:r>
-        <w:rPr>
-          <w:i/>
-        </w:rPr>
-        <w:t>{{ ct_testemunha.nome if ct_testemunha else '' }}</w:t>
-      </w:r>
-    </w:p>
-    <w:p>
-      <w:pPr>
-        <w:tabs>
-          <w:tab w:pos="5000" w:val="left"/>
-        </w:tabs>
-      </w:pPr>
-      <w:r>
-        <w:rPr>
-          <w:i/>
-        </w:rPr>
-        <w:t>CPF: {{ jr_testemunha.cpf }}</w:t>
-      </w:r>
-      <w:r>
-        <w:rPr>
-          <w:i/>
-        </w:rPr>
-        <w:tab/>
-      </w:r>
-      <w:r>
-        <w:rPr>
-          <w:i/>
-        </w:rPr>
-        <w:t>CPF: {{ ct_testemunha.cpf if ct_testemunha else '' }}</w:t>
-      </w:r>
-    </w:p>
-    <w:p>
-      <w:r>
-        <w:t>{%p if tem_segunda_testemunha %}</w:t>
-      </w:r>
-    </w:p>
-    <w:p>
-      <w:pPr>
-        <w:tabs>
-          <w:tab w:pos="5000" w:val="left"/>
-        </w:tabs>
-      </w:pPr>
-      <w:r>
-        <w:t>______________________________</w:t>
-      </w:r>
-      <w:r>
-        <w:tab/>
-      </w:r>
-      <w:r>
-        <w:t>______________________________</w:t>
-      </w:r>
-    </w:p>
-    <w:p>
-      <w:pPr>
-        <w:tabs>
-          <w:tab w:pos="5000" w:val="left"/>
-        </w:tabs>
-      </w:pPr>
-      <w:r>
-        <w:t>TESTEMUNHA</w:t>
-      </w:r>
-      <w:r>
-        <w:tab/>
-      </w:r>
-      <w:r>
-        <w:t>TESTEMUNHA</w:t>
-      </w:r>
-    </w:p>
-    <w:p>
-      <w:pPr>
-        <w:tabs>
-          <w:tab w:pos="5000" w:val="left"/>
-        </w:tabs>
-      </w:pPr>
-      <w:r>
-        <w:rPr>
-          <w:i/>
-        </w:rPr>
-        <w:t>{{ jr_testemunha2.nome }}</w:t>
-      </w:r>
-      <w:r>
-        <w:rPr>
-          <w:i/>
-        </w:rPr>
-        <w:tab/>
-      </w:r>
-      <w:r>
-        <w:rPr>
-          <w:i/>
-        </w:rPr>
-        <w:t>{{ ct_testemunha2.nome if ct_testemunha2 else '' }}</w:t>
-      </w:r>
-    </w:p>
-    <w:p>
-      <w:pPr>
-        <w:tabs>
-          <w:tab w:pos="5000" w:val="left"/>
-        </w:tabs>
-      </w:pPr>
-      <w:r>
-        <w:rPr>
-          <w:i/>
-        </w:rPr>
-        <w:t>CPF: {{ jr_testemunha2.cpf }}</w:t>
-      </w:r>
-      <w:r>
-        <w:rPr>
-          <w:i/>
-        </w:rPr>
-        <w:tab/>
-      </w:r>
-      <w:r>
-        <w:rPr>
-          <w:i/>
-        </w:rPr>
-        <w:t>CPF: {{ ct_testemunha2.cpf if ct_testemunha2 else '' }}</w:t>
-      </w:r>
-    </w:p>
-    <w:p>
-      <w:r>
-        <w:t>{%p endif %}</w:t>
-      </w:r>
-    </w:p>
+    <w:tbl>
+      <w:tblPr>
+        <w:tblW w:w="9025" w:type="dxa"/>
+        <w:tblBorders>
+          <w:top w:val="none" w:sz="0" w:space="0" w:color="auto"/>
+          <w:left w:val="none" w:sz="0" w:space="0" w:color="auto"/>
+          <w:bottom w:val="none" w:sz="0" w:space="0" w:color="auto"/>
+          <w:right w:val="none" w:sz="0" w:space="0" w:color="auto"/>
+          <w:insideH w:val="none" w:sz="0" w:space="0" w:color="auto"/>
+          <w:insideV w:val="none" w:sz="0" w:space="0" w:color="auto"/>
+        </w:tblBorders>
+        <w:tblCellMar>
+          <w:top w:w="0" w:type="dxa"/>
+          <w:left w:w="0" w:type="dxa"/>
+          <w:bottom w:w="0" w:type="dxa"/>
+          <w:right w:w="0" w:type="dxa"/>
+        </w:tblCellMar>
+        <w:tblLayout w:type="fixed"/>
+      </w:tblPr>
+      <w:tblGrid>
+        <w:gridCol w:w="5000"/>
+        <w:gridCol w:w="4025"/>
+      </w:tblGrid>
+      <w:tr>
+        <w:trPr>
+          <w:cantSplit/>
+        </w:trPr>
+        <w:tc>
+          <w:tcPr>
+            <w:tcW w:w="5000" w:type="dxa"/>
+          </w:tcPr>
+          <w:p>
+            <w:r>
+              <w:t xml:space="preserve">______________________________</w:t>
+            </w:r>
+          </w:p>
+        </w:tc>
+        <w:tc>
+          <w:tcPr>
+            <w:tcW w:w="4025" w:type="dxa"/>
+          </w:tcPr>
+          <w:p>
+            <w:r>
+              <w:t xml:space="preserve">______________________________</w:t>
+            </w:r>
+          </w:p>
+        </w:tc>
+      </w:tr>
+      <w:tr>
+        <w:trPr>
+          <w:cantSplit/>
+        </w:trPr>
+        <w:tc>
+          <w:tcPr>
+            <w:tcW w:w="5000" w:type="dxa"/>
+          </w:tcPr>
+          <w:p>
+            <w:r>
+              <w:t xml:space="preserve">TESTEMUNHA</w:t>
+            </w:r>
+          </w:p>
+        </w:tc>
+        <w:tc>
+          <w:tcPr>
+            <w:tcW w:w="4025" w:type="dxa"/>
+          </w:tcPr>
+          <w:p>
+            <w:r>
+              <w:t xml:space="preserve">TESTEMUNHA</w:t>
+            </w:r>
+          </w:p>
+        </w:tc>
+      </w:tr>
+      <w:tr>
+        <w:trPr>
+          <w:cantSplit/>
+        </w:trPr>
+        <w:tc>
+          <w:tcPr>
+            <w:tcW w:w="5000" w:type="dxa"/>
+          </w:tcPr>
+          <w:p>
+            <w:r>
+              <w:rPr>
+                <w:i/>
+              </w:rPr>
+              <w:t xml:space="preserve">{{ jr_testemunha.nome }}</w:t>
+            </w:r>
+          </w:p>
+        </w:tc>
+        <w:tc>
+          <w:tcPr>
+            <w:tcW w:w="4025" w:type="dxa"/>
+          </w:tcPr>
+          <w:p>
+            <w:r>
+              <w:rPr>
+                <w:i/>
+              </w:rPr>
+              <w:t xml:space="preserve">{{ ct_testemunha.nome if ct_testemunha else '' }}</w:t>
+            </w:r>
+          </w:p>
+        </w:tc>
+      </w:tr>
+      <w:tr>
+        <w:trPr>
+          <w:cantSplit/>
+        </w:trPr>
+        <w:tc>
+          <w:tcPr>
+            <w:tcW w:w="5000" w:type="dxa"/>
+          </w:tcPr>
+          <w:p>
+            <w:r>
+              <w:rPr>
+                <w:i/>
+              </w:rPr>
+              <w:t xml:space="preserve">CPF: {{ jr_testemunha.cpf }}</w:t>
+            </w:r>
+          </w:p>
+        </w:tc>
+        <w:tc>
+          <w:tcPr>
+            <w:tcW w:w="4025" w:type="dxa"/>
+          </w:tcPr>
+          <w:p>
+            <w:r>
+              <w:rPr>
+                <w:i/>
+              </w:rPr>
+              <w:t xml:space="preserve">CPF: {{ ct_testemunha.cpf if ct_testemunha else '' }}</w:t>
+            </w:r>
+          </w:p>
+        </w:tc>
+      </w:tr>
+    </w:tbl>
+    <w:p/>
+    <w:tbl>
+      <w:tblPr>
+        <w:tblW w:w="9025" w:type="dxa"/>
+        <w:tblBorders>
+          <w:top w:val="none" w:sz="0" w:space="0" w:color="auto"/>
+          <w:left w:val="none" w:sz="0" w:space="0" w:color="auto"/>
+          <w:bottom w:val="none" w:sz="0" w:space="0" w:color="auto"/>
+          <w:right w:val="none" w:sz="0" w:space="0" w:color="auto"/>
+          <w:insideH w:val="none" w:sz="0" w:space="0" w:color="auto"/>
+          <w:insideV w:val="none" w:sz="0" w:space="0" w:color="auto"/>
+        </w:tblBorders>
+        <w:tblCellMar>
+          <w:top w:w="0" w:type="dxa"/>
+          <w:left w:w="0" w:type="dxa"/>
+          <w:bottom w:w="0" w:type="dxa"/>
+          <w:right w:w="0" w:type="dxa"/>
+        </w:tblCellMar>
+        <w:tblLayout w:type="fixed"/>
+      </w:tblPr>
+      <w:tblGrid>
+        <w:gridCol w:w="5000"/>
+        <w:gridCol w:w="4025"/>
+      </w:tblGrid>
+      <w:tr>
+        <w:trPr>
+          <w:cantSplit/>
+        </w:trPr>
+        <w:tc>
+          <w:tcPr>
+            <w:tcW w:w="5000" w:type="dxa"/>
+          </w:tcPr>
+          <w:p>
+            <w:r>
+              <w:t xml:space="preserve">______________________________</w:t>
+            </w:r>
+          </w:p>
+          <w:p>
+            <w:r>
+              <w:t>{%tr if tem_segunda_testemunha %}</w:t>
+            </w:r>
+          </w:p>
+        </w:tc>
+        <w:tc>
+          <w:tcPr>
+            <w:tcW w:w="4025" w:type="dxa"/>
+          </w:tcPr>
+          <w:p>
+            <w:r>
+              <w:t xml:space="preserve">______________________________</w:t>
+            </w:r>
+          </w:p>
+        </w:tc>
+      </w:tr>
+      <w:tr>
+        <w:trPr>
+          <w:cantSplit/>
+        </w:trPr>
+        <w:tc>
+          <w:tcPr>
+            <w:tcW w:w="5000" w:type="dxa"/>
+          </w:tcPr>
+          <w:p>
+            <w:r>
+              <w:t xml:space="preserve">TESTEMUNHA</w:t>
+            </w:r>
+          </w:p>
+        </w:tc>
+        <w:tc>
+          <w:tcPr>
+            <w:tcW w:w="4025" w:type="dxa"/>
+          </w:tcPr>
+          <w:p>
+            <w:r>
+              <w:t xml:space="preserve">TESTEMUNHA</w:t>
+            </w:r>
+          </w:p>
+        </w:tc>
+      </w:tr>
+      <w:tr>
+        <w:trPr>
+          <w:cantSplit/>
+        </w:trPr>
+        <w:tc>
+          <w:tcPr>
+            <w:tcW w:w="5000" w:type="dxa"/>
+          </w:tcPr>
+          <w:p>
+            <w:r>
+              <w:rPr>
+                <w:i/>
+              </w:rPr>
+              <w:t xml:space="preserve">{{ jr_testemunha2.nome }}</w:t>
+            </w:r>
+          </w:p>
+        </w:tc>
+        <w:tc>
+          <w:tcPr>
+            <w:tcW w:w="4025" w:type="dxa"/>
+          </w:tcPr>
+          <w:p>
+            <w:r>
+              <w:rPr>
+                <w:i/>
+              </w:rPr>
+              <w:t xml:space="preserve">{{ ct_testemunha2.nome if ct_testemunha2 else '' }}</w:t>
+            </w:r>
+          </w:p>
+        </w:tc>
+      </w:tr>
+      <w:tr>
+        <w:trPr>
+          <w:cantSplit/>
+        </w:trPr>
+        <w:tc>
+          <w:tcPr>
+            <w:tcW w:w="5000" w:type="dxa"/>
+          </w:tcPr>
+          <w:p>
+            <w:r>
+              <w:rPr>
+                <w:i/>
+              </w:rPr>
+              <w:t xml:space="preserve">CPF: {{ jr_testemunha2.cpf }}</w:t>
+            </w:r>
+          </w:p>
+        </w:tc>
+        <w:tc>
+          <w:tcPr>
+            <w:tcW w:w="4025" w:type="dxa"/>
+          </w:tcPr>
+          <w:p>
+            <w:r>
+              <w:rPr>
+                <w:i/>
+              </w:rPr>
+              <w:t xml:space="preserve">CPF: {{ ct_testemunha2.cpf if ct_testemunha2 else '' }}</w:t>
+            </w:r>
+          </w:p>
+          <w:p>
+            <w:r>
+              <w:t>{%tr endif %}</w:t>
+            </w:r>
+          </w:p>
+        </w:tc>
+      </w:tr>
+    </w:tbl>
     <w:sectPr>
       <w:headerReference w:type="even" r:id="rId7"/>
       <w:headerReference w:type="default" r:id="rId8"/>

--- a/src/documentos_contratuais/templates/tep.docx
+++ b/src/documentos_contratuais/templates/tep.docx
@@ -269,9 +269,9 @@
         </w:tblBorders>
         <w:tblCellMar>
           <w:top w:w="0" w:type="dxa"/>
-          <w:left w:w="0" w:type="dxa"/>
+          <w:left w:w="108" w:type="dxa"/>
           <w:bottom w:w="0" w:type="dxa"/>
-          <w:right w:w="0" w:type="dxa"/>
+          <w:right w:w="108" w:type="dxa"/>
         </w:tblCellMar>
         <w:tblLayout w:type="fixed"/>
       </w:tblPr>
@@ -419,9 +419,9 @@
         </w:tblBorders>
         <w:tblCellMar>
           <w:top w:w="0" w:type="dxa"/>
-          <w:left w:w="0" w:type="dxa"/>
+          <w:left w:w="108" w:type="dxa"/>
           <w:bottom w:w="0" w:type="dxa"/>
-          <w:right w:w="0" w:type="dxa"/>
+          <w:right w:w="108" w:type="dxa"/>
         </w:tblCellMar>
         <w:tblLayout w:type="fixed"/>
       </w:tblPr>
@@ -556,9 +556,9 @@
         </w:tblBorders>
         <w:tblCellMar>
           <w:top w:w="0" w:type="dxa"/>
-          <w:left w:w="0" w:type="dxa"/>
+          <w:left w:w="108" w:type="dxa"/>
           <w:bottom w:w="0" w:type="dxa"/>
-          <w:right w:w="0" w:type="dxa"/>
+          <w:right w:w="108" w:type="dxa"/>
         </w:tblCellMar>
         <w:tblLayout w:type="fixed"/>
       </w:tblPr>

--- a/src/documentos_contratuais/templates/tep.docx
+++ b/src/documentos_contratuais/templates/tep.docx
@@ -288,6 +288,9 @@
             <w:tcW w:w="5000" w:type="dxa"/>
           </w:tcPr>
           <w:p>
+            <w:pPr>
+              <w:jc w:val="left"/>
+            </w:pPr>
             <w:r>
               <w:t xml:space="preserve">______________________________</w:t>
             </w:r>
@@ -298,6 +301,9 @@
             <w:tcW w:w="4025" w:type="dxa"/>
           </w:tcPr>
           <w:p>
+            <w:pPr>
+              <w:jc w:val="left"/>
+            </w:pPr>
             <w:r>
               <w:t xml:space="preserve">______________________________</w:t>
             </w:r>
@@ -313,6 +319,9 @@
             <w:tcW w:w="5000" w:type="dxa"/>
           </w:tcPr>
           <w:p>
+            <w:pPr>
+              <w:jc w:val="left"/>
+            </w:pPr>
             <w:r>
               <w:t xml:space="preserve">INSPER JR</w:t>
             </w:r>
@@ -323,6 +332,9 @@
             <w:tcW w:w="4025" w:type="dxa"/>
           </w:tcPr>
           <w:p>
+            <w:pPr>
+              <w:jc w:val="left"/>
+            </w:pPr>
             <w:r>
               <w:t xml:space="preserve">{{ contratante.razao_social }}</w:t>
             </w:r>
@@ -338,6 +350,9 @@
             <w:tcW w:w="5000" w:type="dxa"/>
           </w:tcPr>
           <w:p>
+            <w:pPr>
+              <w:jc w:val="left"/>
+            </w:pPr>
             <w:r>
               <w:t xml:space="preserve">DIRETOR PRESIDENTE</w:t>
             </w:r>
@@ -348,6 +363,9 @@
             <w:tcW w:w="4025" w:type="dxa"/>
           </w:tcPr>
           <w:p>
+            <w:pPr>
+              <w:jc w:val="left"/>
+            </w:pPr>
             <w:r>
               <w:t xml:space="preserve">{{ rep.cargo }}</w:t>
             </w:r>
@@ -363,6 +381,9 @@
             <w:tcW w:w="5000" w:type="dxa"/>
           </w:tcPr>
           <w:p>
+            <w:pPr>
+              <w:jc w:val="left"/>
+            </w:pPr>
             <w:r>
               <w:t xml:space="preserve">{{ presidente.nome }}</w:t>
             </w:r>
@@ -373,6 +394,9 @@
             <w:tcW w:w="4025" w:type="dxa"/>
           </w:tcPr>
           <w:p>
+            <w:pPr>
+              <w:jc w:val="left"/>
+            </w:pPr>
             <w:r>
               <w:t xml:space="preserve">{{ rep.nome }}</w:t>
             </w:r>
@@ -388,6 +412,9 @@
             <w:tcW w:w="5000" w:type="dxa"/>
           </w:tcPr>
           <w:p>
+            <w:pPr>
+              <w:jc w:val="left"/>
+            </w:pPr>
             <w:r>
               <w:t xml:space="preserve">CPF: {{ presidente.cpf }}</w:t>
             </w:r>
@@ -398,6 +425,9 @@
             <w:tcW w:w="4025" w:type="dxa"/>
           </w:tcPr>
           <w:p>
+            <w:pPr>
+              <w:jc w:val="left"/>
+            </w:pPr>
             <w:r>
               <w:t xml:space="preserve">CPF: {{ rep.cpf }}</w:t>
             </w:r>
@@ -438,6 +468,9 @@
             <w:tcW w:w="5000" w:type="dxa"/>
           </w:tcPr>
           <w:p>
+            <w:pPr>
+              <w:jc w:val="left"/>
+            </w:pPr>
             <w:r>
               <w:t xml:space="preserve">______________________________</w:t>
             </w:r>
@@ -448,6 +481,9 @@
             <w:tcW w:w="4025" w:type="dxa"/>
           </w:tcPr>
           <w:p>
+            <w:pPr>
+              <w:jc w:val="left"/>
+            </w:pPr>
             <w:r>
               <w:t xml:space="preserve">______________________________</w:t>
             </w:r>
@@ -463,6 +499,9 @@
             <w:tcW w:w="5000" w:type="dxa"/>
           </w:tcPr>
           <w:p>
+            <w:pPr>
+              <w:jc w:val="left"/>
+            </w:pPr>
             <w:r>
               <w:t xml:space="preserve">TESTEMUNHA</w:t>
             </w:r>
@@ -473,6 +512,9 @@
             <w:tcW w:w="4025" w:type="dxa"/>
           </w:tcPr>
           <w:p>
+            <w:pPr>
+              <w:jc w:val="left"/>
+            </w:pPr>
             <w:r>
               <w:t xml:space="preserve">TESTEMUNHA</w:t>
             </w:r>
@@ -488,6 +530,9 @@
             <w:tcW w:w="5000" w:type="dxa"/>
           </w:tcPr>
           <w:p>
+            <w:pPr>
+              <w:jc w:val="left"/>
+            </w:pPr>
             <w:r>
               <w:rPr>
                 <w:i/>
@@ -501,6 +546,9 @@
             <w:tcW w:w="4025" w:type="dxa"/>
           </w:tcPr>
           <w:p>
+            <w:pPr>
+              <w:jc w:val="left"/>
+            </w:pPr>
             <w:r>
               <w:rPr>
                 <w:i/>
@@ -519,6 +567,9 @@
             <w:tcW w:w="5000" w:type="dxa"/>
           </w:tcPr>
           <w:p>
+            <w:pPr>
+              <w:jc w:val="left"/>
+            </w:pPr>
             <w:r>
               <w:rPr>
                 <w:i/>
@@ -532,6 +583,9 @@
             <w:tcW w:w="4025" w:type="dxa"/>
           </w:tcPr>
           <w:p>
+            <w:pPr>
+              <w:jc w:val="left"/>
+            </w:pPr>
             <w:r>
               <w:rPr>
                 <w:i/>
@@ -575,11 +629,17 @@
             <w:tcW w:w="5000" w:type="dxa"/>
           </w:tcPr>
           <w:p>
+            <w:pPr>
+              <w:jc w:val="left"/>
+            </w:pPr>
             <w:r>
               <w:t xml:space="preserve">______________________________</w:t>
             </w:r>
           </w:p>
           <w:p>
+            <w:pPr>
+              <w:jc w:val="left"/>
+            </w:pPr>
             <w:r>
               <w:t>{%tr if tem_segunda_testemunha %}</w:t>
             </w:r>
@@ -590,6 +650,9 @@
             <w:tcW w:w="4025" w:type="dxa"/>
           </w:tcPr>
           <w:p>
+            <w:pPr>
+              <w:jc w:val="left"/>
+            </w:pPr>
             <w:r>
               <w:t xml:space="preserve">______________________________</w:t>
             </w:r>
@@ -605,6 +668,9 @@
             <w:tcW w:w="5000" w:type="dxa"/>
           </w:tcPr>
           <w:p>
+            <w:pPr>
+              <w:jc w:val="left"/>
+            </w:pPr>
             <w:r>
               <w:t xml:space="preserve">TESTEMUNHA</w:t>
             </w:r>
@@ -615,6 +681,9 @@
             <w:tcW w:w="4025" w:type="dxa"/>
           </w:tcPr>
           <w:p>
+            <w:pPr>
+              <w:jc w:val="left"/>
+            </w:pPr>
             <w:r>
               <w:t xml:space="preserve">TESTEMUNHA</w:t>
             </w:r>
@@ -630,6 +699,9 @@
             <w:tcW w:w="5000" w:type="dxa"/>
           </w:tcPr>
           <w:p>
+            <w:pPr>
+              <w:jc w:val="left"/>
+            </w:pPr>
             <w:r>
               <w:rPr>
                 <w:i/>
@@ -643,6 +715,9 @@
             <w:tcW w:w="4025" w:type="dxa"/>
           </w:tcPr>
           <w:p>
+            <w:pPr>
+              <w:jc w:val="left"/>
+            </w:pPr>
             <w:r>
               <w:rPr>
                 <w:i/>
@@ -661,6 +736,9 @@
             <w:tcW w:w="5000" w:type="dxa"/>
           </w:tcPr>
           <w:p>
+            <w:pPr>
+              <w:jc w:val="left"/>
+            </w:pPr>
             <w:r>
               <w:rPr>
                 <w:i/>
@@ -674,6 +752,9 @@
             <w:tcW w:w="4025" w:type="dxa"/>
           </w:tcPr>
           <w:p>
+            <w:pPr>
+              <w:jc w:val="left"/>
+            </w:pPr>
             <w:r>
               <w:rPr>
                 <w:i/>
@@ -682,6 +763,9 @@
             </w:r>
           </w:p>
           <w:p>
+            <w:pPr>
+              <w:jc w:val="left"/>
+            </w:pPr>
             <w:r>
               <w:t>{%tr endif %}</w:t>
             </w:r>
